--- a/resource/模板文件/谈话模板/本人谈话笔录（普通工伤案件）.docx
+++ b/resource/模板文件/谈话模板/本人谈话笔录（普通工伤案件）.docx
@@ -349,83 +349,7 @@
           <w:sz w:val="30"/>
           <w:szCs w:val="30"/>
         </w:rPr>
-        <w:t>工作单位：</w:t>
-      </w:r>
-      <w:r>
-        <w:rPr>
-          <w:rFonts w:hAnsi="宋体" w:cs="宋体" w:hint="eastAsia"/>
-          <w:sz w:val="30"/>
-          <w:szCs w:val="30"/>
-          <w:u w:val="single"/>
-        </w:rPr>
-        <w:t xml:space="preserve"> </w:t>
-      </w:r>
-      <w:r>
-        <w:rPr>
-          <w:sz w:val="30"/>
-          <w:szCs w:val="30"/>
-          <w:u w:val="single"/>
-        </w:rPr>
-        <w:t>{{</w:t>
-      </w:r>
-      <w:r>
-        <w:rPr>
-          <w:sz w:val="30"/>
-          <w:szCs w:val="30"/>
-          <w:u w:val="single"/>
-        </w:rPr>
-        <w:t>用人</w:t>
-      </w:r>
-      <w:r>
-        <w:rPr>
-          <w:sz w:val="30"/>
-          <w:szCs w:val="30"/>
-          <w:u w:val="single"/>
-        </w:rPr>
-        <w:t>单位</w:t>
-      </w:r>
-      <w:r>
-        <w:rPr>
-          <w:sz w:val="30"/>
-          <w:szCs w:val="30"/>
-          <w:u w:val="single"/>
-        </w:rPr>
-        <w:t>}}</w:t>
-      </w:r>
-      <w:r>
-        <w:rPr>
-          <w:rFonts w:hAnsi="宋体" w:cs="宋体"/>
-          <w:sz w:val="30"/>
-          <w:szCs w:val="30"/>
-          <w:u w:val="single"/>
-        </w:rPr>
-        <w:t xml:space="preserve"> </w:t>
-      </w:r>
-      <w:r>
-        <w:rPr>
-          <w:rFonts w:hAnsi="宋体" w:cs="宋体" w:hint="eastAsia"/>
-          <w:sz w:val="30"/>
-          <w:szCs w:val="30"/>
-          <w:u w:val="single"/>
-        </w:rPr>
-        <w:t xml:space="preserve"> </w:t>
-      </w:r>
-      <w:r>
-        <w:rPr>
-          <w:rFonts w:hAnsi="宋体" w:cs="宋体" w:hint="eastAsia"/>
-          <w:sz w:val="30"/>
-          <w:szCs w:val="30"/>
-        </w:rPr>
-        <w:t>职务或岗位：</w:t>
-      </w:r>
-      <w:r>
-        <w:rPr>
-          <w:rFonts w:hAnsi="宋体" w:cs="宋体" w:hint="eastAsia"/>
-          <w:sz w:val="30"/>
-          <w:szCs w:val="30"/>
-          <w:u w:val="single"/>
-        </w:rPr>
-        <w:t xml:space="preserve">  {{本人岗位}}  </w:t>
+        <w:t>工作单位： {{单位名称}}  职务或岗位： {{本人岗位}}  单位性质：{{单位性质}}  身份：{{本人身份}}</w:t>
       </w:r>
     </w:p>
     <w:p>

--- a/resource/模板文件/谈话模板/本人谈话笔录（普通工伤案件）.docx
+++ b/resource/模板文件/谈话模板/本人谈话笔录（普通工伤案件）.docx
@@ -348,8 +348,117 @@
           <w:rFonts w:hAnsi="宋体" w:cs="宋体" w:hint="eastAsia"/>
           <w:sz w:val="30"/>
           <w:szCs w:val="30"/>
-        </w:rPr>
-        <w:t>工作单位： {{单位名称}}  职务或岗位： {{本人岗位}}  单位性质：{{单位性质}}  身份：{{本人身份}}</w:t>
+          <w:u w:val="none"/>
+        </w:rPr>
+        <w:t>工作单位：</w:t>
+      </w:r>
+      <w:r>
+        <w:rPr>
+          <w:rFonts w:hAnsi="宋体" w:cs="宋体" w:hint="eastAsia"/>
+          <w:sz w:val="30"/>
+          <w:szCs w:val="30"/>
+          <w:u w:val="single"/>
+        </w:rPr>
+        <w:t xml:space="preserve"> </w:t>
+      </w:r>
+      <w:r>
+        <w:rPr>
+          <w:rFonts w:hAnsi="宋体" w:cs="宋体" w:hint="eastAsia"/>
+          <w:sz w:val="30"/>
+          <w:szCs w:val="30"/>
+          <w:u w:val="single"/>
+        </w:rPr>
+        <w:t>{{单位名称}}</w:t>
+      </w:r>
+      <w:r>
+        <w:rPr>
+          <w:rFonts w:hAnsi="宋体" w:cs="宋体" w:hint="eastAsia"/>
+          <w:sz w:val="30"/>
+          <w:szCs w:val="30"/>
+          <w:u w:val="single"/>
+        </w:rPr>
+        <w:t xml:space="preserve">  </w:t>
+      </w:r>
+      <w:r>
+        <w:rPr>
+          <w:rFonts w:hAnsi="宋体" w:cs="宋体" w:hint="eastAsia"/>
+          <w:sz w:val="30"/>
+          <w:szCs w:val="30"/>
+          <w:u w:val="none"/>
+        </w:rPr>
+        <w:t>职务或岗位：</w:t>
+      </w:r>
+      <w:r>
+        <w:rPr>
+          <w:rFonts w:hAnsi="宋体" w:cs="宋体" w:hint="eastAsia"/>
+          <w:sz w:val="30"/>
+          <w:szCs w:val="30"/>
+          <w:u w:val="single"/>
+        </w:rPr>
+        <w:t xml:space="preserve"> </w:t>
+      </w:r>
+      <w:r>
+        <w:rPr>
+          <w:rFonts w:hAnsi="宋体" w:cs="宋体" w:hint="eastAsia"/>
+          <w:sz w:val="30"/>
+          <w:szCs w:val="30"/>
+          <w:u w:val="single"/>
+        </w:rPr>
+        <w:t>{{本人岗位}}</w:t>
+      </w:r>
+      <w:r>
+        <w:rPr>
+          <w:rFonts w:hAnsi="宋体" w:cs="宋体" w:hint="eastAsia"/>
+          <w:sz w:val="30"/>
+          <w:szCs w:val="30"/>
+          <w:u w:val="single"/>
+        </w:rPr>
+        <w:t xml:space="preserve">  </w:t>
+      </w:r>
+      <w:r>
+        <w:rPr>
+          <w:rFonts w:hAnsi="宋体" w:cs="宋体" w:hint="eastAsia"/>
+          <w:sz w:val="30"/>
+          <w:szCs w:val="30"/>
+          <w:u w:val="none"/>
+        </w:rPr>
+        <w:t>单位性质：</w:t>
+      </w:r>
+      <w:r>
+        <w:rPr>
+          <w:rFonts w:hAnsi="宋体" w:cs="宋体" w:hint="eastAsia"/>
+          <w:sz w:val="30"/>
+          <w:szCs w:val="30"/>
+          <w:u w:val="single"/>
+        </w:rPr>
+        <w:t>{{单位性质}}</w:t>
+      </w:r>
+      <w:r>
+        <w:rPr>
+          <w:rFonts w:hAnsi="宋体" w:cs="宋体" w:hint="eastAsia"/>
+          <w:sz w:val="30"/>
+          <w:szCs w:val="30"/>
+          <w:u w:val="single"/>
+        </w:rPr>
+        <w:t xml:space="preserve">  </w:t>
+      </w:r>
+      <w:r>
+        <w:rPr>
+          <w:rFonts w:hAnsi="宋体" w:cs="宋体" w:hint="eastAsia"/>
+          <w:sz w:val="30"/>
+          <w:szCs w:val="30"/>
+          <w:u w:val="none"/>
+        </w:rPr>
+        <w:t>身份：</w:t>
+      </w:r>
+      <w:r>
+        <w:rPr>
+          <w:rFonts w:hAnsi="宋体" w:cs="宋体" w:hint="eastAsia"/>
+          <w:sz w:val="30"/>
+          <w:szCs w:val="30"/>
+          <w:u w:val="single"/>
+        </w:rPr>
+        <w:t>{{本人身份}}</w:t>
       </w:r>
     </w:p>
     <w:p>
